--- a/storage/templates/normalized-docx/BM-191/BM-191_normalized.docx
+++ b/storage/templates/normalized-docx/BM-191/BM-191_normalized.docx
@@ -1096,7 +1096,7 @@
         <w:rPr>
           <w:rFonts w:cs="Times New Roman" w:ascii="Times New Roman" w:hAnsi="Times New Roman"/>
         </w:rPr>
-        <w:t>{{document.field}}</w:t>
+        <w:t>{{document.fullDocumentCode}}</w:t>
       </w:r>
     </w:p>
     <w:p>
@@ -1235,7 +1235,7 @@
         <w:rPr>
           <w:rFonts w:cs="Times New Roman" w:ascii="Times New Roman" w:hAnsi="Times New Roman"/>
         </w:rPr>
-        <w:t>{{recipients.field}}</w:t>
+        <w:t>{{recipients.personLine2}}</w:t>
       </w:r>
     </w:p>
     <w:p>
@@ -1251,9 +1251,9 @@
         <w:rPr>
           <w:rFonts w:cs="Times New Roman" w:ascii="Times New Roman" w:hAnsi="Times New Roman"/>
         </w:rPr>
-        <w:t>{{recipients.field}}</w:t>
+        <w:t>{{recipients.personLine3}}</w:t>
         <w:tab/>
-        <w:t>{{recipients.field}}</w:t>
+        <w:t>{{recipients.personLine4}}</w:t>
       </w:r>
     </w:p>
     <w:p>
@@ -1267,9 +1267,9 @@
         <w:rPr>
           <w:rFonts w:cs="Times New Roman" w:ascii="Times New Roman" w:hAnsi="Times New Roman"/>
         </w:rPr>
-        <w:t>{{recipients.field}}</w:t>
+        <w:t>{{recipients.personLine5}}</w:t>
         <w:tab/>
-        <w:t>{{recipients.field}}</w:t>
+        <w:t>{{recipients.personLine6}}</w:t>
       </w:r>
     </w:p>
     <w:p>
@@ -1285,7 +1285,7 @@
         <w:rPr>
           <w:rFonts w:cs="Times New Roman" w:ascii="Times New Roman" w:hAnsi="Times New Roman"/>
         </w:rPr>
-        <w:t>{{recipients.field}}</w:t>
+        <w:t>{{recipients.personLine7}}</w:t>
       </w:r>
     </w:p>
     <w:p>
@@ -1301,7 +1301,7 @@
         <w:rPr>
           <w:rFonts w:cs="Times New Roman" w:ascii="Times New Roman" w:hAnsi="Times New Roman"/>
         </w:rPr>
-        <w:t>{{recipients.field}}</w:t>
+        <w:t>{{recipients.personLine8}}</w:t>
       </w:r>
     </w:p>
     <w:p>
@@ -1315,7 +1315,7 @@
         <w:rPr>
           <w:rFonts w:cs="Times New Roman" w:ascii="Times New Roman" w:hAnsi="Times New Roman"/>
         </w:rPr>
-        <w:t>{{recipients.field}}</w:t>
+        <w:t>{{recipients.personLine9}}</w:t>
       </w:r>
     </w:p>
     <w:p>
@@ -1331,7 +1331,7 @@
         <w:rPr>
           <w:rFonts w:cs="Times New Roman" w:ascii="Times New Roman" w:hAnsi="Times New Roman"/>
         </w:rPr>
-        <w:t>{{recipients.field}}</w:t>
+        <w:t>{{recipients.personLine10}}</w:t>
       </w:r>
     </w:p>
     <w:p>
@@ -1347,7 +1347,7 @@
         <w:rPr>
           <w:rFonts w:cs="Times New Roman" w:ascii="Times New Roman" w:hAnsi="Times New Roman"/>
         </w:rPr>
-        <w:t>{{recipients.field}}</w:t>
+        <w:t>{{recipients.personLine11}}</w:t>
       </w:r>
     </w:p>
     <w:p>
@@ -1363,7 +1363,7 @@
         <w:rPr>
           <w:rFonts w:cs="Times New Roman" w:ascii="Times New Roman" w:hAnsi="Times New Roman"/>
         </w:rPr>
-        <w:t>{{recipients.field}}</w:t>
+        <w:t>{{recipients.personLine12}}</w:t>
       </w:r>
     </w:p>
     <w:p>
@@ -1379,7 +1379,7 @@
         <w:rPr>
           <w:rFonts w:cs="Times New Roman" w:ascii="Times New Roman" w:hAnsi="Times New Roman"/>
         </w:rPr>
-        <w:t>{{recipients.field}}</w:t>
+        <w:t>{{recipients.personLine13}}</w:t>
       </w:r>
     </w:p>
     <w:p>
@@ -1409,7 +1409,7 @@
         <w:rPr>
           <w:rFonts w:cs="Times New Roman" w:ascii="Times New Roman" w:hAnsi="Times New Roman"/>
         </w:rPr>
-        <w:t>{{document.field}}</w:t>
+        <w:t>{{document.issueDate}}</w:t>
       </w:r>
     </w:p>
     <w:p>
@@ -1437,7 +1437,7 @@
         <w:rPr>
           <w:rFonts w:cs="Times New Roman" w:ascii="Times New Roman" w:hAnsi="Times New Roman"/>
         </w:rPr>
-        <w:t>{{document.field}}</w:t>
+        <w:t>{{document.issuePlace}}</w:t>
       </w:r>
     </w:p>
     <w:p>
@@ -1504,7 +1504,7 @@
         <w:rPr>
           <w:rFonts w:cs="Times New Roman" w:ascii="Times New Roman" w:hAnsi="Times New Roman"/>
         </w:rPr>
-        <w:t>{{document.field}}</w:t>
+        <w:t>{{document.reasonLine}}</w:t>
       </w:r>
     </w:p>
     <w:p>
@@ -1839,7 +1839,7 @@
                 <w:sz w:val="24"/>
                 <w:lang w:val="pt-BR"/>
               </w:rPr>
-              <w:t>{{recipients.field}}</w:t>
+              <w:t>{{recipients.personLine13}}</w:t>
             </w:r>
           </w:p>
           <w:p>
